--- a/documents/programs/ot/ot_ozp_2.docx
+++ b/documents/programs/ot/ot_ozp_2.docx
@@ -2,6 +2,26 @@
 <file path=word/document.xml><?xml version="1.0" encoding="utf-8"?>
 <w:document xmlns:o="urn:schemas-microsoft-com:office:office" xmlns:r="http://schemas.openxmlformats.org/officeDocument/2006/relationships" xmlns:v="urn:schemas-microsoft-com:vml" xmlns:w="http://schemas.openxmlformats.org/wordprocessingml/2006/main" xmlns:w10="urn:schemas-microsoft-com:office:word" xmlns:wp="http://schemas.openxmlformats.org/drawingml/2006/wordprocessingDrawing" xmlns:wps="http://schemas.microsoft.com/office/word/2010/wordprocessingShape" xmlns:wpg="http://schemas.microsoft.com/office/word/2010/wordprocessingGroup" xmlns:mc="http://schemas.openxmlformats.org/markup-compatibility/2006" xmlns:wp14="http://schemas.microsoft.com/office/word/2010/wordprocessingDrawing" xmlns:w14="http://schemas.microsoft.com/office/word/2010/wordml" xmlns:w15="http://schemas.microsoft.com/office/word/2012/wordml" mc:Ignorable="w14 wp14 w15">
   <w:body>
+    <w:p>
+      <w:pPr>
+        <w:pStyle w:val="Standard"/>
+        <w:bidi w:val="0"/>
+        <w:jc w:val="center"/>
+        <w:rPr>
+          <w:b/>
+          <w:b/>
+          <w:bCs/>
+          <w:sz w:val="28"/>
+          <w:szCs w:val="28"/>
+        </w:rPr>
+      </w:pPr>
+      <w:r>
+        <w:rPr>
+          <w:sz w:val="24"/>
+          <w:szCs w:val="24"/>
+        </w:rPr>
+      </w:r>
+    </w:p>
     <w:p>
       <w:pPr>
         <w:pStyle w:val="Style39"/>
@@ -73,7 +93,7 @@
           <w:shd w:fill="auto" w:val="clear"/>
           <w:lang w:eastAsia="ru-RU"/>
         </w:rPr>
-        <w:t xml:space="preserve">Дополнительная общеразвивающая программа обучения безопасные  методы и приемы выполнения работ  повышенной опасности в ограниченных и замкнутых пространствах (ОЗП) работников 2 группы </w:t>
+        <w:t xml:space="preserve">Дополнительная общеразвивающая программа «Безопасные  методы и приемы выполнения работ  повышенной опасности в ограниченных и замкнутых пространствах (ОЗП) работников 2 группы» </w:t>
       </w:r>
       <w:r>
         <w:rPr>
@@ -98,7 +118,7 @@
           <w:shd w:fill="auto" w:val="clear"/>
           <w:lang w:eastAsia="ru-RU"/>
         </w:rPr>
-        <w:t>(далее-Программа) предназначена для приобретения слушателями  необходимых знаний, умений, навыков по охране труда для их применения в практической деятельности в области охраны труда с целью обеспечения профилактических мер по сокращению производственного травматизма и профессиональных заболеваний.</w:t>
+        <w:t>(далее-Программа) предназначена для приобретения слушателями  необходимых знаний, умений, навыков  с целью обеспечения профилактических мер по предотвращению производственного травматизма и профессиональных заболеваний.</w:t>
       </w:r>
     </w:p>
     <w:p>
@@ -1400,7 +1420,7 @@
           <w:szCs w:val="24"/>
           <w:shd w:fill="auto" w:val="clear"/>
         </w:rPr>
-        <w:t>Очная.</w:t>
+        <w:t>Очная, очно-заочная</w:t>
       </w:r>
     </w:p>
     <w:p>
@@ -5918,26 +5938,6 @@
         <w:rPr>
           <w:sz w:val="20"/>
           <w:szCs w:val="20"/>
-          <w:shd w:fill="auto" w:val="clear"/>
-        </w:rPr>
-        <w:t>*Количество часов, отводимых на занятие может корректироваться в зависимости от загруженности преподавателя.</w:t>
-      </w:r>
-    </w:p>
-    <w:p>
-      <w:pPr>
-        <w:pStyle w:val="Style30"/>
-        <w:spacing w:lineRule="auto" w:line="240" w:before="0" w:after="0"/>
-        <w:ind w:left="0" w:right="0" w:hanging="0"/>
-        <w:rPr>
-          <w:rFonts w:ascii="Times New Roman" w:hAnsi="Times New Roman"/>
-          <w:sz w:val="20"/>
-          <w:szCs w:val="20"/>
-        </w:rPr>
-      </w:pPr>
-      <w:r>
-        <w:rPr>
-          <w:sz w:val="20"/>
-          <w:szCs w:val="20"/>
         </w:rPr>
       </w:r>
     </w:p>
@@ -5995,81 +5995,249 @@
         </w:rPr>
       </w:r>
     </w:p>
+    <w:tbl>
+      <w:tblPr>
+        <w:tblW w:w="5000" w:type="pct"/>
+        <w:jc w:val="left"/>
+        <w:tblInd w:w="108" w:type="dxa"/>
+        <w:tblLayout w:type="fixed"/>
+        <w:tblCellMar>
+          <w:top w:w="55" w:type="dxa"/>
+          <w:left w:w="108" w:type="dxa"/>
+          <w:bottom w:w="55" w:type="dxa"/>
+          <w:right w:w="108" w:type="dxa"/>
+        </w:tblCellMar>
+      </w:tblPr>
+      <w:tblGrid>
+        <w:gridCol w:w="10261"/>
+      </w:tblGrid>
+      <w:tr>
+        <w:trPr/>
+        <w:tc>
+          <w:tcPr>
+            <w:tcW w:w="10261" w:type="dxa"/>
+            <w:tcBorders>
+              <w:top w:val="single" w:sz="4" w:space="0" w:color="000000"/>
+              <w:left w:val="single" w:sz="4" w:space="0" w:color="000000"/>
+              <w:bottom w:val="single" w:sz="4" w:space="0" w:color="000000"/>
+            </w:tcBorders>
+          </w:tcPr>
+          <w:p>
+            <w:pPr>
+              <w:pStyle w:val="Normal"/>
+              <w:keepNext w:val="true"/>
+              <w:widowControl w:val="false"/>
+              <w:spacing w:lineRule="auto" w:line="240" w:before="0" w:after="0"/>
+              <w:ind w:left="0" w:right="0" w:hanging="0"/>
+              <w:jc w:val="center"/>
+              <w:rPr>
+                <w:rFonts w:ascii="Times New Roman" w:hAnsi="Times New Roman"/>
+                <w:sz w:val="24"/>
+                <w:szCs w:val="24"/>
+              </w:rPr>
+            </w:pPr>
+            <w:r>
+              <w:rPr>
+                <w:sz w:val="24"/>
+                <w:szCs w:val="24"/>
+                <w:lang w:eastAsia="ru-RU"/>
+              </w:rPr>
+              <w:t>Тема</w:t>
+            </w:r>
+          </w:p>
+        </w:tc>
+      </w:tr>
+      <w:tr>
+        <w:trPr/>
+        <w:tc>
+          <w:tcPr>
+            <w:tcW w:w="10261" w:type="dxa"/>
+            <w:tcBorders>
+              <w:top w:val="single" w:sz="4" w:space="0" w:color="000000"/>
+              <w:left w:val="single" w:sz="4" w:space="0" w:color="000000"/>
+              <w:bottom w:val="single" w:sz="4" w:space="0" w:color="000000"/>
+              <w:right w:val="single" w:sz="4" w:space="0" w:color="000000"/>
+            </w:tcBorders>
+            <w:tcMar>
+              <w:top w:w="0" w:type="dxa"/>
+              <w:bottom w:w="0" w:type="dxa"/>
+            </w:tcMar>
+          </w:tcPr>
+          <w:p>
+            <w:pPr>
+              <w:pStyle w:val="Normal"/>
+              <w:keepNext w:val="true"/>
+              <w:widowControl w:val="false"/>
+              <w:numPr>
+                <w:ilvl w:val="0"/>
+                <w:numId w:val="0"/>
+              </w:numPr>
+              <w:ind w:left="0" w:hanging="0"/>
+              <w:jc w:val="both"/>
+              <w:outlineLvl w:val="0"/>
+              <w:rPr>
+                <w:b w:val="false"/>
+                <w:b w:val="false"/>
+                <w:bCs w:val="false"/>
+              </w:rPr>
+            </w:pPr>
+            <w:r>
+              <w:rPr>
+                <w:b w:val="false"/>
+                <w:bCs w:val="false"/>
+                <w:sz w:val="24"/>
+                <w:szCs w:val="24"/>
+                <w:lang w:bidi="ar-SA"/>
+              </w:rPr>
+              <w:t>Требования безопасности при организации производства работ в ограниченных и замкнутых пространствах для работников  2 группы</w:t>
+            </w:r>
+          </w:p>
+        </w:tc>
+      </w:tr>
+      <w:tr>
+        <w:trPr/>
+        <w:tc>
+          <w:tcPr>
+            <w:tcW w:w="10261" w:type="dxa"/>
+            <w:tcBorders>
+              <w:left w:val="single" w:sz="4" w:space="0" w:color="000000"/>
+              <w:bottom w:val="single" w:sz="4" w:space="0" w:color="000000"/>
+              <w:right w:val="single" w:sz="4" w:space="0" w:color="000000"/>
+            </w:tcBorders>
+            <w:tcMar>
+              <w:top w:w="0" w:type="dxa"/>
+              <w:bottom w:w="0" w:type="dxa"/>
+            </w:tcMar>
+          </w:tcPr>
+          <w:p>
+            <w:pPr>
+              <w:pStyle w:val="Normal"/>
+              <w:keepNext w:val="true"/>
+              <w:widowControl w:val="false"/>
+              <w:numPr>
+                <w:ilvl w:val="0"/>
+                <w:numId w:val="0"/>
+              </w:numPr>
+              <w:ind w:left="0" w:hanging="0"/>
+              <w:jc w:val="both"/>
+              <w:outlineLvl w:val="1"/>
+              <w:rPr>
+                <w:b w:val="false"/>
+                <w:b w:val="false"/>
+                <w:bCs w:val="false"/>
+              </w:rPr>
+            </w:pPr>
+            <w:r>
+              <w:rPr>
+                <w:b w:val="false"/>
+                <w:bCs w:val="false"/>
+                <w:color w:val="000000"/>
+                <w:sz w:val="24"/>
+                <w:szCs w:val="24"/>
+                <w:lang w:bidi="ar-SA"/>
+              </w:rPr>
+              <w:t>Требования безопасности при выполнении работ в ограниченных и замкнутых пространствах для работников 2 группы</w:t>
+            </w:r>
+          </w:p>
+        </w:tc>
+      </w:tr>
+      <w:tr>
+        <w:trPr/>
+        <w:tc>
+          <w:tcPr>
+            <w:tcW w:w="10261" w:type="dxa"/>
+            <w:tcBorders>
+              <w:left w:val="single" w:sz="4" w:space="0" w:color="000000"/>
+              <w:bottom w:val="single" w:sz="4" w:space="0" w:color="000000"/>
+              <w:right w:val="single" w:sz="4" w:space="0" w:color="000000"/>
+            </w:tcBorders>
+            <w:tcMar>
+              <w:top w:w="0" w:type="dxa"/>
+              <w:bottom w:w="0" w:type="dxa"/>
+            </w:tcMar>
+          </w:tcPr>
+          <w:p>
+            <w:pPr>
+              <w:pStyle w:val="Normal"/>
+              <w:keepNext w:val="true"/>
+              <w:widowControl w:val="false"/>
+              <w:tabs>
+                <w:tab w:val="clear" w:pos="720"/>
+                <w:tab w:val="left" w:pos="426" w:leader="none"/>
+              </w:tabs>
+              <w:jc w:val="both"/>
+              <w:rPr>
+                <w:b w:val="false"/>
+                <w:b w:val="false"/>
+                <w:bCs w:val="false"/>
+              </w:rPr>
+            </w:pPr>
+            <w:r>
+              <w:rPr>
+                <w:rFonts w:eastAsia="Calibri" w:cs="Times New Roman"/>
+                <w:b w:val="false"/>
+                <w:bCs w:val="false"/>
+                <w:color w:val="auto"/>
+                <w:kern w:val="0"/>
+                <w:sz w:val="24"/>
+                <w:szCs w:val="24"/>
+                <w:lang w:val="ru-RU" w:eastAsia="en-US" w:bidi="ar-SA"/>
+              </w:rPr>
+              <w:t>Несчастные случаи на производстве</w:t>
+            </w:r>
+          </w:p>
+        </w:tc>
+      </w:tr>
+      <w:tr>
+        <w:trPr/>
+        <w:tc>
+          <w:tcPr>
+            <w:tcW w:w="10261" w:type="dxa"/>
+            <w:tcBorders>
+              <w:left w:val="single" w:sz="4" w:space="0" w:color="000000"/>
+              <w:bottom w:val="single" w:sz="4" w:space="0" w:color="000000"/>
+              <w:right w:val="single" w:sz="4" w:space="0" w:color="000000"/>
+            </w:tcBorders>
+            <w:tcMar>
+              <w:top w:w="0" w:type="dxa"/>
+              <w:bottom w:w="0" w:type="dxa"/>
+            </w:tcMar>
+          </w:tcPr>
+          <w:p>
+            <w:pPr>
+              <w:pStyle w:val="Normal"/>
+              <w:widowControl w:val="false"/>
+              <w:tabs>
+                <w:tab w:val="clear" w:pos="720"/>
+                <w:tab w:val="left" w:pos="426" w:leader="none"/>
+              </w:tabs>
+              <w:jc w:val="both"/>
+              <w:rPr>
+                <w:b w:val="false"/>
+                <w:b w:val="false"/>
+                <w:bCs w:val="false"/>
+              </w:rPr>
+            </w:pPr>
+            <w:r>
+              <w:rPr>
+                <w:rFonts w:eastAsia="Times New Roman" w:cs="Times New Roman"/>
+                <w:b w:val="false"/>
+                <w:bCs w:val="false"/>
+                <w:color w:val="auto"/>
+                <w:kern w:val="0"/>
+                <w:sz w:val="24"/>
+                <w:szCs w:val="22"/>
+                <w:lang w:val="ru-RU" w:eastAsia="ru-RU" w:bidi="ru-RU"/>
+              </w:rPr>
+              <w:t>Организационно-правовые аспекты оказания первой помощи</w:t>
+            </w:r>
+          </w:p>
+        </w:tc>
+      </w:tr>
+    </w:tbl>
     <w:p>
       <w:pPr>
-        <w:pStyle w:val="Style30"/>
-        <w:spacing w:lineRule="auto" w:line="240" w:before="0" w:after="0"/>
-        <w:ind w:left="0" w:right="0" w:hanging="0"/>
-        <w:rPr>
-          <w:rFonts w:ascii="Times New Roman" w:hAnsi="Times New Roman"/>
-          <w:sz w:val="20"/>
-          <w:szCs w:val="20"/>
-        </w:rPr>
-      </w:pPr>
-      <w:r>
-        <w:rPr>
-          <w:sz w:val="20"/>
-          <w:szCs w:val="20"/>
-        </w:rPr>
-      </w:r>
-    </w:p>
-    <w:p>
-      <w:pPr>
-        <w:pStyle w:val="Style30"/>
-        <w:spacing w:lineRule="auto" w:line="240" w:before="0" w:after="0"/>
-        <w:ind w:left="0" w:right="0" w:hanging="0"/>
-        <w:rPr>
-          <w:rFonts w:ascii="Times New Roman" w:hAnsi="Times New Roman"/>
-          <w:sz w:val="20"/>
-          <w:szCs w:val="20"/>
-        </w:rPr>
-      </w:pPr>
-      <w:r>
-        <w:rPr>
-          <w:sz w:val="20"/>
-          <w:szCs w:val="20"/>
-        </w:rPr>
-      </w:r>
-    </w:p>
-    <w:p>
-      <w:pPr>
-        <w:pStyle w:val="Style30"/>
-        <w:spacing w:lineRule="auto" w:line="240" w:before="0" w:after="0"/>
-        <w:ind w:left="0" w:right="0" w:hanging="0"/>
-        <w:rPr>
-          <w:rFonts w:ascii="Times New Roman" w:hAnsi="Times New Roman"/>
-          <w:sz w:val="20"/>
-          <w:szCs w:val="20"/>
-        </w:rPr>
-      </w:pPr>
-      <w:r>
-        <w:rPr>
-          <w:sz w:val="20"/>
-          <w:szCs w:val="20"/>
-        </w:rPr>
-      </w:r>
-    </w:p>
-    <w:p>
-      <w:pPr>
-        <w:pStyle w:val="Style30"/>
-        <w:spacing w:lineRule="auto" w:line="240" w:before="0" w:after="0"/>
-        <w:ind w:left="0" w:right="0" w:hanging="0"/>
-        <w:rPr>
-          <w:rFonts w:ascii="Times New Roman" w:hAnsi="Times New Roman"/>
-          <w:sz w:val="20"/>
-          <w:szCs w:val="20"/>
-        </w:rPr>
-      </w:pPr>
-      <w:r>
-        <w:rPr>
-          <w:sz w:val="20"/>
-          <w:szCs w:val="20"/>
-        </w:rPr>
-      </w:r>
-    </w:p>
-    <w:p>
-      <w:pPr>
-        <w:pStyle w:val="Style30"/>
+        <w:pStyle w:val="Normal"/>
         <w:spacing w:lineRule="auto" w:line="240" w:before="0" w:after="0"/>
         <w:ind w:left="0" w:right="0" w:hanging="0"/>
         <w:rPr>
